--- a/LabOSI/ЛР1.docx
+++ b/LabOSI/ЛР1.docx
@@ -1063,6 +1063,7 @@
       </w:pPr>
       <w:r>
         <w:rPr>
+          <w:noProof/>
           <w:sz w:val="28"/>
           <w:szCs w:val="28"/>
           <w:lang w:val="en-US"/>
@@ -1252,13 +1253,14 @@
       </w:pPr>
       <w:r>
         <w:rPr>
+          <w:noProof/>
           <w:sz w:val="28"/>
           <w:szCs w:val="28"/>
           <w:lang w:val="ru-RU"/>
         </w:rPr>
         <w:lastRenderedPageBreak/>
         <w:drawing>
-          <wp:anchor distT="0" distB="0" distL="114300" distR="114300" simplePos="0" relativeHeight="251661312" behindDoc="0" locked="0" layoutInCell="1" allowOverlap="1" wp14:anchorId="1D0B42CD" wp14:editId="5E52DE12">
+          <wp:anchor distT="0" distB="0" distL="114300" distR="114300" simplePos="0" relativeHeight="251661312" behindDoc="0" locked="0" layoutInCell="1" allowOverlap="1" wp14:anchorId="1D0B42CD" wp14:editId="263E9197">
             <wp:simplePos x="0" y="0"/>
             <wp:positionH relativeFrom="column">
               <wp:posOffset>-239493</wp:posOffset>
@@ -1465,7 +1467,6 @@
         </w:rPr>
         <w:t xml:space="preserve"> и от </w:t>
       </w:r>
-      <w:proofErr w:type="gramStart"/>
       <w:r>
         <w:rPr>
           <w:sz w:val="28"/>
@@ -1480,16 +1481,7 @@
           <w:szCs w:val="28"/>
           <w:lang w:val="ru-RU"/>
         </w:rPr>
-        <w:t xml:space="preserve"> 192.168.0.1</w:t>
-      </w:r>
-      <w:proofErr w:type="gramEnd"/>
-      <w:r>
-        <w:rPr>
-          <w:sz w:val="28"/>
-          <w:szCs w:val="28"/>
-          <w:lang w:val="ru-RU"/>
-        </w:rPr>
-        <w:t xml:space="preserve"> было получено 5 ответов, что видно в сниффере </w:t>
+        <w:t xml:space="preserve"> 192.168.0.1 было получено 5 ответов, что видно в сниффере </w:t>
       </w:r>
       <w:r>
         <w:rPr>
@@ -1513,6 +1505,7 @@
       </w:pPr>
       <w:r>
         <w:rPr>
+          <w:noProof/>
           <w:sz w:val="28"/>
           <w:szCs w:val="28"/>
           <w:lang w:val="ru-RU"/>
@@ -1736,15 +1729,7 @@
           <w:szCs w:val="28"/>
           <w:lang w:val="ru-RU"/>
         </w:rPr>
-        <w:t xml:space="preserve">» принимающее в основном значения 0, 8, 11 </w:t>
-      </w:r>
-      <w:r>
-        <w:rPr>
-          <w:sz w:val="28"/>
-          <w:szCs w:val="28"/>
-          <w:lang w:val="ru-RU"/>
-        </w:rPr>
-        <w:t>–</w:t>
+        <w:t>» принимающее в основном значения 0, 8, 11 –</w:t>
       </w:r>
       <w:r>
         <w:rPr>
@@ -1888,15 +1873,7 @@
           <w:szCs w:val="28"/>
           <w:lang w:val="ru-RU"/>
         </w:rPr>
-        <w:t xml:space="preserve">» </w:t>
-      </w:r>
-      <w:r>
-        <w:rPr>
-          <w:sz w:val="28"/>
-          <w:szCs w:val="28"/>
-          <w:lang w:val="ru-RU"/>
-        </w:rPr>
-        <w:t>–</w:t>
+        <w:t>» –</w:t>
       </w:r>
       <w:r>
         <w:rPr>
@@ -2017,7 +1994,7 @@
         <w:rPr>
           <w:sz w:val="28"/>
           <w:szCs w:val="28"/>
-          <w:lang w:val="en-US"/>
+          <w:lang w:val="ru-RU"/>
         </w:rPr>
       </w:pPr>
       <w:r>
@@ -2028,7 +2005,27 @@
           <w:szCs w:val="28"/>
           <w:lang w:val="en-US"/>
         </w:rPr>
-        <w:t>TRACERT / TRACEROUTE</w:t>
+        <w:t>TRACERT</w:t>
+      </w:r>
+      <w:r>
+        <w:rPr>
+          <w:b/>
+          <w:bCs/>
+          <w:sz w:val="28"/>
+          <w:szCs w:val="28"/>
+          <w:lang w:val="ru-RU"/>
+        </w:rPr>
+        <w:t xml:space="preserve"> / </w:t>
+      </w:r>
+      <w:r>
+        <w:rPr>
+          <w:b/>
+          <w:bCs/>
+          <w:sz w:val="28"/>
+          <w:szCs w:val="28"/>
+          <w:lang w:val="en-US"/>
+        </w:rPr>
+        <w:t>TRACEROUTE</w:t>
       </w:r>
     </w:p>
     <w:p>
@@ -2183,7 +2180,7 @@
         <w:rPr>
           <w:sz w:val="28"/>
           <w:szCs w:val="28"/>
-          <w:lang w:val="en-US"/>
+          <w:lang w:val="ru-RU"/>
         </w:rPr>
       </w:pPr>
       <w:r>
@@ -2322,7 +2319,23 @@
           <w:szCs w:val="28"/>
           <w:lang w:val="ru-RU"/>
         </w:rPr>
-        <w:t xml:space="preserve"> начиная с 1, когда </w:t>
+        <w:t xml:space="preserve"> начиная с 1</w:t>
+      </w:r>
+      <w:r>
+        <w:rPr>
+          <w:sz w:val="28"/>
+          <w:szCs w:val="28"/>
+          <w:lang w:val="ru-RU"/>
+        </w:rPr>
+        <w:t xml:space="preserve">, </w:t>
+      </w:r>
+      <w:r>
+        <w:rPr>
+          <w:sz w:val="28"/>
+          <w:szCs w:val="28"/>
+          <w:lang w:val="ru-RU"/>
+        </w:rPr>
+        <w:t xml:space="preserve">при прохождении пакета через маршрутизатор </w:t>
       </w:r>
       <w:r>
         <w:rPr>
@@ -2346,6 +2359,38 @@
           <w:szCs w:val="28"/>
           <w:lang w:val="ru-RU"/>
         </w:rPr>
+        <w:t>уменьшается на 1</w:t>
+      </w:r>
+      <w:r>
+        <w:rPr>
+          <w:sz w:val="28"/>
+          <w:szCs w:val="28"/>
+          <w:lang w:val="ru-RU"/>
+        </w:rPr>
+        <w:t xml:space="preserve">, когда </w:t>
+      </w:r>
+      <w:r>
+        <w:rPr>
+          <w:sz w:val="28"/>
+          <w:szCs w:val="28"/>
+          <w:lang w:val="en-US"/>
+        </w:rPr>
+        <w:t>TTL</w:t>
+      </w:r>
+      <w:r>
+        <w:rPr>
+          <w:sz w:val="28"/>
+          <w:szCs w:val="28"/>
+          <w:lang w:val="ru-RU"/>
+        </w:rPr>
+        <w:t xml:space="preserve"> </w:t>
+      </w:r>
+      <w:r>
+        <w:rPr>
+          <w:sz w:val="28"/>
+          <w:szCs w:val="28"/>
+          <w:lang w:val="ru-RU"/>
+        </w:rPr>
         <w:t xml:space="preserve">становится равен 0 промежуточный маршрутизатор отбрасывает его и отправляет обратно сообщение </w:t>
       </w:r>
       <w:r>
@@ -2527,11 +2572,12 @@
         <w:rPr>
           <w:sz w:val="28"/>
           <w:szCs w:val="28"/>
-          <w:lang w:val="en-US"/>
-        </w:rPr>
-      </w:pPr>
-      <w:r>
-        <w:rPr>
+          <w:lang w:val="ru-RU"/>
+        </w:rPr>
+      </w:pPr>
+      <w:r>
+        <w:rPr>
+          <w:noProof/>
           <w:sz w:val="28"/>
           <w:szCs w:val="28"/>
           <w:lang w:val="en-US"/>
@@ -2617,18 +2663,6 @@
       <w:pPr>
         <w:spacing w:line="360" w:lineRule="exact"/>
         <w:ind w:firstLine="709"/>
-        <w:jc w:val="both"/>
-        <w:rPr>
-          <w:sz w:val="28"/>
-          <w:szCs w:val="28"/>
-          <w:lang w:val="en-US"/>
-        </w:rPr>
-      </w:pPr>
-    </w:p>
-    <w:p>
-      <w:pPr>
-        <w:spacing w:line="360" w:lineRule="exact"/>
-        <w:ind w:firstLine="709"/>
         <w:jc w:val="center"/>
         <w:rPr>
           <w:sz w:val="28"/>
@@ -2721,12 +2755,13 @@
       </w:pPr>
       <w:r>
         <w:rPr>
+          <w:noProof/>
           <w:sz w:val="28"/>
           <w:szCs w:val="28"/>
           <w:lang w:val="en-US"/>
         </w:rPr>
         <w:drawing>
-          <wp:anchor distT="0" distB="0" distL="114300" distR="114300" simplePos="0" relativeHeight="251664384" behindDoc="0" locked="0" layoutInCell="1" allowOverlap="1" wp14:anchorId="4CBCE88A" wp14:editId="7F90B2ED">
+          <wp:anchor distT="0" distB="0" distL="114300" distR="114300" simplePos="0" relativeHeight="251664384" behindDoc="0" locked="0" layoutInCell="1" allowOverlap="1" wp14:anchorId="4CBCE88A" wp14:editId="7CFD8E07">
             <wp:simplePos x="0" y="0"/>
             <wp:positionH relativeFrom="margin">
               <wp:posOffset>-189963</wp:posOffset>
@@ -2834,7 +2869,7 @@
         <w:rPr>
           <w:sz w:val="28"/>
           <w:szCs w:val="28"/>
-          <w:lang w:val="en-US"/>
+          <w:lang w:val="ru-RU"/>
         </w:rPr>
       </w:pPr>
       <w:r>
@@ -2949,6 +2984,7 @@
       </w:pPr>
       <w:r>
         <w:rPr>
+          <w:noProof/>
           <w:sz w:val="28"/>
           <w:szCs w:val="28"/>
           <w:lang w:val="ru-RU"/>
@@ -3111,13 +3147,14 @@
       </w:pPr>
       <w:r>
         <w:rPr>
+          <w:noProof/>
           <w:sz w:val="28"/>
           <w:szCs w:val="28"/>
           <w:lang w:val="ru-RU"/>
         </w:rPr>
         <w:lastRenderedPageBreak/>
         <w:drawing>
-          <wp:anchor distT="0" distB="0" distL="114300" distR="114300" simplePos="0" relativeHeight="251666432" behindDoc="0" locked="0" layoutInCell="1" allowOverlap="1" wp14:anchorId="16971469" wp14:editId="50442C53">
+          <wp:anchor distT="0" distB="0" distL="114300" distR="114300" simplePos="0" relativeHeight="251666432" behindDoc="0" locked="0" layoutInCell="1" allowOverlap="1" wp14:anchorId="16971469" wp14:editId="4D52CFDF">
             <wp:simplePos x="0" y="0"/>
             <wp:positionH relativeFrom="margin">
               <wp:posOffset>-526512</wp:posOffset>
@@ -3750,7 +3787,7 @@
         <w:rPr>
           <w:sz w:val="28"/>
           <w:szCs w:val="28"/>
-          <w:lang w:val="en-US"/>
+          <w:lang w:val="ru-RU"/>
         </w:rPr>
       </w:pPr>
     </w:p>
@@ -3762,7 +3799,7 @@
         <w:rPr>
           <w:sz w:val="28"/>
           <w:szCs w:val="28"/>
-          <w:lang w:val="en-US"/>
+          <w:lang w:val="ru-RU"/>
         </w:rPr>
       </w:pPr>
     </w:p>
@@ -3774,7 +3811,7 @@
         <w:rPr>
           <w:sz w:val="28"/>
           <w:szCs w:val="28"/>
-          <w:lang w:val="en-US"/>
+          <w:lang w:val="ru-RU"/>
         </w:rPr>
       </w:pPr>
     </w:p>
@@ -3786,7 +3823,7 @@
         <w:rPr>
           <w:sz w:val="28"/>
           <w:szCs w:val="28"/>
-          <w:lang w:val="en-US"/>
+          <w:lang w:val="ru-RU"/>
         </w:rPr>
       </w:pPr>
     </w:p>
@@ -3798,7 +3835,7 @@
         <w:rPr>
           <w:sz w:val="28"/>
           <w:szCs w:val="28"/>
-          <w:lang w:val="en-US"/>
+          <w:lang w:val="ru-RU"/>
         </w:rPr>
       </w:pPr>
     </w:p>
@@ -3810,7 +3847,7 @@
         <w:rPr>
           <w:sz w:val="28"/>
           <w:szCs w:val="28"/>
-          <w:lang w:val="en-US"/>
+          <w:lang w:val="ru-RU"/>
         </w:rPr>
       </w:pPr>
     </w:p>
@@ -3825,7 +3862,7 @@
         <w:rPr>
           <w:sz w:val="28"/>
           <w:szCs w:val="28"/>
-          <w:lang w:val="en-US"/>
+          <w:lang w:val="ru-RU"/>
         </w:rPr>
       </w:pPr>
       <w:r>
@@ -3839,6 +3876,7 @@
       </w:r>
       <w:r>
         <w:rPr>
+          <w:noProof/>
           <w:sz w:val="28"/>
           <w:szCs w:val="28"/>
           <w:lang w:val="en-US"/>
@@ -3997,6 +4035,7 @@
       </w:pPr>
       <w:r>
         <w:rPr>
+          <w:noProof/>
           <w:sz w:val="28"/>
           <w:szCs w:val="28"/>
           <w:lang w:val="ru-RU"/>
@@ -4328,24 +4367,16 @@
         <w:rPr>
           <w:sz w:val="28"/>
           <w:szCs w:val="28"/>
-          <w:lang w:val="en-US"/>
-        </w:rPr>
-      </w:pPr>
-      <w:r>
-        <w:rPr>
-          <w:sz w:val="28"/>
-          <w:szCs w:val="28"/>
-          <w:lang w:val="ru-RU"/>
-        </w:rPr>
-        <w:t xml:space="preserve">Рисунок </w:t>
-      </w:r>
-      <w:r>
-        <w:rPr>
-          <w:sz w:val="28"/>
-          <w:szCs w:val="28"/>
-          <w:lang w:val="ru-RU"/>
-        </w:rPr>
-        <w:t>9</w:t>
+          <w:lang w:val="ru-RU"/>
+        </w:rPr>
+      </w:pPr>
+      <w:r>
+        <w:rPr>
+          <w:sz w:val="28"/>
+          <w:szCs w:val="28"/>
+          <w:lang w:val="ru-RU"/>
+        </w:rPr>
+        <w:t>Рисунок 9</w:t>
       </w:r>
     </w:p>
     <w:p>
@@ -4381,12 +4412,13 @@
       </w:pPr>
       <w:r>
         <w:rPr>
+          <w:noProof/>
           <w:sz w:val="28"/>
           <w:szCs w:val="28"/>
           <w:lang w:val="ru-RU"/>
         </w:rPr>
         <w:drawing>
-          <wp:anchor distT="0" distB="0" distL="114300" distR="114300" simplePos="0" relativeHeight="251668480" behindDoc="0" locked="0" layoutInCell="1" allowOverlap="1" wp14:anchorId="2777875A" wp14:editId="45F43ACE">
+          <wp:anchor distT="0" distB="0" distL="114300" distR="114300" simplePos="0" relativeHeight="251668480" behindDoc="0" locked="0" layoutInCell="1" allowOverlap="1" wp14:anchorId="2777875A" wp14:editId="78BB87B9">
             <wp:simplePos x="0" y="0"/>
             <wp:positionH relativeFrom="margin">
               <wp:posOffset>-510540</wp:posOffset>
@@ -4463,15 +4495,7 @@
           <w:szCs w:val="28"/>
           <w:lang w:val="ru-RU"/>
         </w:rPr>
-        <w:t>Рисунок</w:t>
-      </w:r>
-      <w:r>
-        <w:rPr>
-          <w:sz w:val="28"/>
-          <w:szCs w:val="28"/>
-          <w:lang w:val="ru-RU"/>
-        </w:rPr>
-        <w:t xml:space="preserve"> </w:t>
+        <w:t xml:space="preserve">Рисунок </w:t>
       </w:r>
       <w:r>
         <w:rPr>
@@ -4952,17 +4976,18 @@
         <w:rPr>
           <w:sz w:val="28"/>
           <w:szCs w:val="28"/>
-          <w:lang w:val="en-US"/>
-        </w:rPr>
-      </w:pPr>
-      <w:r>
-        <w:rPr>
+          <w:lang w:val="ru-RU"/>
+        </w:rPr>
+      </w:pPr>
+      <w:r>
+        <w:rPr>
+          <w:noProof/>
           <w:sz w:val="28"/>
           <w:szCs w:val="28"/>
           <w:lang w:val="en-US"/>
         </w:rPr>
         <w:drawing>
-          <wp:anchor distT="0" distB="0" distL="114300" distR="114300" simplePos="0" relativeHeight="251670528" behindDoc="0" locked="0" layoutInCell="1" allowOverlap="1" wp14:anchorId="62BD533F" wp14:editId="3B857145">
+          <wp:anchor distT="0" distB="0" distL="114300" distR="114300" simplePos="0" relativeHeight="251670528" behindDoc="0" locked="0" layoutInCell="1" allowOverlap="1" wp14:anchorId="62BD533F" wp14:editId="5EB8F5D3">
             <wp:simplePos x="0" y="0"/>
             <wp:positionH relativeFrom="page">
               <wp:posOffset>598756</wp:posOffset>
@@ -5168,7 +5193,7 @@
         <w:rPr>
           <w:sz w:val="28"/>
           <w:szCs w:val="28"/>
-          <w:lang w:val="en-US"/>
+          <w:lang w:val="ru-RU"/>
         </w:rPr>
       </w:pPr>
     </w:p>
@@ -5184,7 +5209,7 @@
         <w:rPr>
           <w:sz w:val="28"/>
           <w:szCs w:val="28"/>
-          <w:lang w:val="en-US"/>
+          <w:lang w:val="ru-RU"/>
         </w:rPr>
       </w:pPr>
     </w:p>
@@ -5390,7 +5415,6 @@
         <w:t xml:space="preserve">в доменное имя </w:t>
       </w:r>
       <w:proofErr w:type="spellStart"/>
-      <w:proofErr w:type="gramStart"/>
       <w:r>
         <w:rPr>
           <w:sz w:val="28"/>
@@ -5416,7 +5440,6 @@
         </w:rPr>
         <w:t>google</w:t>
       </w:r>
-      <w:proofErr w:type="gramEnd"/>
       <w:r>
         <w:rPr>
           <w:sz w:val="28"/>
@@ -5788,6 +5811,7 @@
       </w:r>
       <w:r>
         <w:rPr>
+          <w:noProof/>
           <w:sz w:val="28"/>
           <w:szCs w:val="28"/>
           <w:lang w:val="ru-RU"/>
@@ -5908,6 +5932,7 @@
       </w:pPr>
       <w:r>
         <w:rPr>
+          <w:noProof/>
           <w:sz w:val="28"/>
           <w:szCs w:val="28"/>
           <w:lang w:val="ru-RU"/>
@@ -6037,7 +6062,7 @@
         <w:rPr>
           <w:sz w:val="28"/>
           <w:szCs w:val="28"/>
-          <w:lang w:val="en-US"/>
+          <w:lang w:val="ru-RU"/>
         </w:rPr>
       </w:pPr>
       <w:r>
@@ -6226,7 +6251,15 @@
           <w:szCs w:val="28"/>
           <w:lang w:val="en-US"/>
         </w:rPr>
-        <w:t>ipconfig /</w:t>
+        <w:t>ipconfig</w:t>
+      </w:r>
+      <w:r>
+        <w:rPr>
+          <w:sz w:val="28"/>
+          <w:szCs w:val="28"/>
+          <w:lang w:val="ru-RU"/>
+        </w:rPr>
+        <w:t xml:space="preserve"> /</w:t>
       </w:r>
       <w:proofErr w:type="spellStart"/>
       <w:r>
@@ -6242,7 +6275,7 @@
         <w:rPr>
           <w:sz w:val="28"/>
           <w:szCs w:val="28"/>
-          <w:lang w:val="en-US"/>
+          <w:lang w:val="ru-RU"/>
         </w:rPr>
         <w:t>.</w:t>
       </w:r>
@@ -6250,7 +6283,7 @@
         <w:rPr>
           <w:sz w:val="28"/>
           <w:szCs w:val="28"/>
-          <w:lang w:val="en-US"/>
+          <w:lang w:val="ru-RU"/>
         </w:rPr>
         <w:t xml:space="preserve"> </w:t>
       </w:r>
@@ -6512,6 +6545,7 @@
       </w:pPr>
       <w:r>
         <w:rPr>
+          <w:noProof/>
           <w:sz w:val="28"/>
           <w:szCs w:val="28"/>
           <w:lang w:val="ru-RU"/>
@@ -6625,7 +6659,7 @@
         <w:rPr>
           <w:sz w:val="28"/>
           <w:szCs w:val="28"/>
-          <w:lang w:val="en-US"/>
+          <w:lang w:val="ru-RU"/>
         </w:rPr>
       </w:pPr>
     </w:p>
@@ -6641,7 +6675,7 @@
         <w:rPr>
           <w:sz w:val="28"/>
           <w:szCs w:val="28"/>
-          <w:lang w:val="en-US"/>
+          <w:lang w:val="ru-RU"/>
         </w:rPr>
       </w:pPr>
       <w:r>
@@ -6652,7 +6686,27 @@
           <w:szCs w:val="28"/>
           <w:lang w:val="en-US"/>
         </w:rPr>
-        <w:t>IPCONFIG/IFCONFIG</w:t>
+        <w:t>IPCONFIG</w:t>
+      </w:r>
+      <w:r>
+        <w:rPr>
+          <w:b/>
+          <w:bCs/>
+          <w:sz w:val="28"/>
+          <w:szCs w:val="28"/>
+          <w:lang w:val="ru-RU"/>
+        </w:rPr>
+        <w:t>/</w:t>
+      </w:r>
+      <w:r>
+        <w:rPr>
+          <w:b/>
+          <w:bCs/>
+          <w:sz w:val="28"/>
+          <w:szCs w:val="28"/>
+          <w:lang w:val="en-US"/>
+        </w:rPr>
+        <w:t>IFCONFIG</w:t>
       </w:r>
     </w:p>
     <w:p>
@@ -6667,7 +6721,7 @@
         <w:rPr>
           <w:sz w:val="28"/>
           <w:szCs w:val="28"/>
-          <w:lang w:val="en-US"/>
+          <w:lang w:val="ru-RU"/>
         </w:rPr>
       </w:pPr>
       <w:r>
@@ -7056,7 +7110,7 @@
         <w:rPr>
           <w:sz w:val="28"/>
           <w:szCs w:val="28"/>
-          <w:lang w:val="en-US"/>
+          <w:lang w:val="ru-RU"/>
         </w:rPr>
       </w:pPr>
     </w:p>
@@ -7173,6 +7227,36 @@
           <w:szCs w:val="28"/>
           <w:lang w:val="ru-RU"/>
         </w:rPr>
+        <w:t xml:space="preserve">адрес – </w:t>
+      </w:r>
+      <w:r>
+        <w:rPr>
+          <w:sz w:val="28"/>
+          <w:szCs w:val="28"/>
+        </w:rPr>
+        <w:t xml:space="preserve">внутренний </w:t>
+      </w:r>
+      <w:r>
+        <w:rPr>
+          <w:sz w:val="28"/>
+          <w:szCs w:val="28"/>
+          <w:lang w:val="en-US"/>
+        </w:rPr>
+        <w:t>IP</w:t>
+      </w:r>
+      <w:r>
+        <w:rPr>
+          <w:sz w:val="28"/>
+          <w:szCs w:val="28"/>
+          <w:lang w:val="ru-RU"/>
+        </w:rPr>
+        <w:t xml:space="preserve"> </w:t>
+      </w:r>
+      <w:r>
+        <w:rPr>
+          <w:sz w:val="28"/>
+          <w:szCs w:val="28"/>
+        </w:rPr>
         <w:t xml:space="preserve">адрес </w:t>
       </w:r>
       <w:r>
@@ -7181,22 +7265,69 @@
           <w:szCs w:val="28"/>
           <w:lang w:val="ru-RU"/>
         </w:rPr>
-        <w:t>–</w:t>
-      </w:r>
-      <w:r>
-        <w:rPr>
-          <w:sz w:val="28"/>
-          <w:szCs w:val="28"/>
-          <w:lang w:val="ru-RU"/>
-        </w:rPr>
-        <w:t xml:space="preserve"> </w:t>
-      </w:r>
-      <w:r>
-        <w:rPr>
-          <w:sz w:val="28"/>
-          <w:szCs w:val="28"/>
-        </w:rPr>
-        <w:t xml:space="preserve">внутренний </w:t>
+        <w:t xml:space="preserve">устройства </w:t>
+      </w:r>
+      <w:r>
+        <w:rPr>
+          <w:sz w:val="28"/>
+          <w:szCs w:val="28"/>
+        </w:rPr>
+        <w:t xml:space="preserve">в </w:t>
+      </w:r>
+      <w:r>
+        <w:rPr>
+          <w:sz w:val="28"/>
+          <w:szCs w:val="28"/>
+          <w:lang w:val="ru-RU"/>
+        </w:rPr>
+        <w:t>локальной сети</w:t>
+      </w:r>
+      <w:r>
+        <w:rPr>
+          <w:sz w:val="28"/>
+          <w:szCs w:val="28"/>
+        </w:rPr>
+        <w:t xml:space="preserve">; </w:t>
+      </w:r>
+      <w:r>
+        <w:rPr>
+          <w:sz w:val="28"/>
+          <w:szCs w:val="28"/>
+          <w:lang w:val="ru-RU"/>
+        </w:rPr>
+        <w:t xml:space="preserve">Маска подсети – маска для определения </w:t>
+      </w:r>
+      <w:r>
+        <w:rPr>
+          <w:sz w:val="28"/>
+          <w:szCs w:val="28"/>
+          <w:lang w:val="ru-RU"/>
+        </w:rPr>
+        <w:t>принадлежности</w:t>
+      </w:r>
+      <w:r>
+        <w:rPr>
+          <w:sz w:val="28"/>
+          <w:szCs w:val="28"/>
+          <w:lang w:val="ru-RU"/>
+        </w:rPr>
+        <w:t xml:space="preserve"> устройства </w:t>
+      </w:r>
+      <w:r>
+        <w:rPr>
+          <w:sz w:val="28"/>
+          <w:szCs w:val="28"/>
+          <w:lang w:val="ru-RU"/>
+        </w:rPr>
+        <w:t>к</w:t>
+      </w:r>
+      <w:r>
+        <w:rPr>
+          <w:sz w:val="28"/>
+          <w:szCs w:val="28"/>
+          <w:lang w:val="ru-RU"/>
+        </w:rPr>
+        <w:t xml:space="preserve"> локальной сети; Основной шлюз – локальный </w:t>
       </w:r>
       <w:r>
         <w:rPr>
@@ -7212,131 +7343,6 @@
           <w:szCs w:val="28"/>
           <w:lang w:val="ru-RU"/>
         </w:rPr>
-        <w:t xml:space="preserve"> </w:t>
-      </w:r>
-      <w:r>
-        <w:rPr>
-          <w:sz w:val="28"/>
-          <w:szCs w:val="28"/>
-        </w:rPr>
-        <w:t xml:space="preserve">адрес </w:t>
-      </w:r>
-      <w:r>
-        <w:rPr>
-          <w:sz w:val="28"/>
-          <w:szCs w:val="28"/>
-          <w:lang w:val="ru-RU"/>
-        </w:rPr>
-        <w:t xml:space="preserve">устройства </w:t>
-      </w:r>
-      <w:r>
-        <w:rPr>
-          <w:sz w:val="28"/>
-          <w:szCs w:val="28"/>
-        </w:rPr>
-        <w:t xml:space="preserve">в </w:t>
-      </w:r>
-      <w:r>
-        <w:rPr>
-          <w:sz w:val="28"/>
-          <w:szCs w:val="28"/>
-          <w:lang w:val="ru-RU"/>
-        </w:rPr>
-        <w:t>локальной сети</w:t>
-      </w:r>
-      <w:r>
-        <w:rPr>
-          <w:sz w:val="28"/>
-          <w:szCs w:val="28"/>
-        </w:rPr>
-        <w:t xml:space="preserve">; </w:t>
-      </w:r>
-      <w:r>
-        <w:rPr>
-          <w:sz w:val="28"/>
-          <w:szCs w:val="28"/>
-          <w:lang w:val="ru-RU"/>
-        </w:rPr>
-        <w:t xml:space="preserve">Маска подсети </w:t>
-      </w:r>
-      <w:r>
-        <w:rPr>
-          <w:sz w:val="28"/>
-          <w:szCs w:val="28"/>
-          <w:lang w:val="ru-RU"/>
-        </w:rPr>
-        <w:t>–</w:t>
-      </w:r>
-      <w:r>
-        <w:rPr>
-          <w:sz w:val="28"/>
-          <w:szCs w:val="28"/>
-          <w:lang w:val="ru-RU"/>
-        </w:rPr>
-        <w:t xml:space="preserve"> маска для определения </w:t>
-      </w:r>
-      <w:r>
-        <w:rPr>
-          <w:sz w:val="28"/>
-          <w:szCs w:val="28"/>
-          <w:lang w:val="ru-RU"/>
-        </w:rPr>
-        <w:t>принадлежности</w:t>
-      </w:r>
-      <w:r>
-        <w:rPr>
-          <w:sz w:val="28"/>
-          <w:szCs w:val="28"/>
-          <w:lang w:val="ru-RU"/>
-        </w:rPr>
-        <w:t xml:space="preserve"> устройства </w:t>
-      </w:r>
-      <w:r>
-        <w:rPr>
-          <w:sz w:val="28"/>
-          <w:szCs w:val="28"/>
-          <w:lang w:val="ru-RU"/>
-        </w:rPr>
-        <w:t>к</w:t>
-      </w:r>
-      <w:r>
-        <w:rPr>
-          <w:sz w:val="28"/>
-          <w:szCs w:val="28"/>
-          <w:lang w:val="ru-RU"/>
-        </w:rPr>
-        <w:t xml:space="preserve"> локальной сети; Основной шлюз </w:t>
-      </w:r>
-      <w:r>
-        <w:rPr>
-          <w:sz w:val="28"/>
-          <w:szCs w:val="28"/>
-          <w:lang w:val="ru-RU"/>
-        </w:rPr>
-        <w:t>–</w:t>
-      </w:r>
-      <w:r>
-        <w:rPr>
-          <w:sz w:val="28"/>
-          <w:szCs w:val="28"/>
-          <w:lang w:val="ru-RU"/>
-        </w:rPr>
-        <w:t xml:space="preserve"> локальный </w:t>
-      </w:r>
-      <w:r>
-        <w:rPr>
-          <w:sz w:val="28"/>
-          <w:szCs w:val="28"/>
-          <w:lang w:val="en-US"/>
-        </w:rPr>
-        <w:t>IP</w:t>
-      </w:r>
-      <w:r>
-        <w:rPr>
-          <w:sz w:val="28"/>
-          <w:szCs w:val="28"/>
-          <w:lang w:val="ru-RU"/>
-        </w:rPr>
         <w:t xml:space="preserve">-адрес маршрутизатора для доступа к внешней сети; </w:t>
       </w:r>
       <w:proofErr w:type="spellStart"/>
@@ -7363,23 +7369,7 @@
           <w:szCs w:val="28"/>
           <w:lang w:val="ru-RU"/>
         </w:rPr>
-        <w:t xml:space="preserve">адрес </w:t>
-      </w:r>
-      <w:r>
-        <w:rPr>
-          <w:sz w:val="28"/>
-          <w:szCs w:val="28"/>
-          <w:lang w:val="ru-RU"/>
-        </w:rPr>
-        <w:t>–</w:t>
-      </w:r>
-      <w:r>
-        <w:rPr>
-          <w:sz w:val="28"/>
-          <w:szCs w:val="28"/>
-          <w:lang w:val="ru-RU"/>
-        </w:rPr>
-        <w:t xml:space="preserve"> </w:t>
+        <w:t xml:space="preserve">адрес – </w:t>
       </w:r>
       <w:r>
         <w:rPr>
@@ -7582,6 +7572,7 @@
       </w:pPr>
       <w:r>
         <w:rPr>
+          <w:noProof/>
           <w:sz w:val="28"/>
           <w:szCs w:val="28"/>
           <w:lang w:val="en-US"/>
@@ -9741,6 +9732,7 @@
   <w:style w:type="character" w:default="1" w:styleId="a0">
     <w:name w:val="Default Paragraph Font"/>
     <w:uiPriority w:val="1"/>
+    <w:semiHidden/>
     <w:unhideWhenUsed/>
   </w:style>
   <w:style w:type="table" w:default="1" w:styleId="a1">
